--- a/Rodrigo/React/Rodrigo Fernandez.docx
+++ b/Rodrigo/React/Rodrigo Fernandez.docx
@@ -1045,7 +1045,15 @@
         <w:rPr>
           <w:szCs w:val="24"/>
         </w:rPr>
-        <w:t>Created complex data-grid experiences for usage reports, invoices, alerts, and account history using server-side pagination, column virtualization, export workflows, and resilient empty-state handling.</w:t>
+        <w:t>Created complex data-grid experiences for usage reports, invoices, alerts, and account history using server-side pagination, column vir</w:t>
+      </w:r>
+      <w:bookmarkStart w:id="0" w:name="_GoBack"/>
+      <w:bookmarkEnd w:id="0"/>
+      <w:r>
+        <w:rPr>
+          <w:szCs w:val="24"/>
+        </w:rPr>
+        <w:t>tualization, export workflows, and resilient empty-state handling.</w:t>
       </w:r>
     </w:p>
     <w:p>
@@ -1755,7 +1763,7 @@
         <w:pStyle w:val="ListParagraph"/>
         <w:numPr>
           <w:ilvl w:val="0"/>
-          <w:numId w:val="17"/>
+          <w:numId w:val="20"/>
         </w:numPr>
         <w:spacing w:before="100" w:beforeAutospacing="1" w:after="100" w:afterAutospacing="1"/>
         <w:jc w:val="both"/>
@@ -1767,35 +1775,119 @@
         <w:rPr>
           <w:szCs w:val="24"/>
         </w:rPr>
-        <w:t xml:space="preserve">Built interactive marketing, </w:t>
-      </w:r>
-      <w:proofErr w:type="spellStart"/>
-      <w:r>
-        <w:rPr>
-          <w:szCs w:val="24"/>
-        </w:rPr>
-        <w:t>eCommerce</w:t>
-      </w:r>
-      <w:proofErr w:type="spellEnd"/>
-      <w:r>
-        <w:rPr>
-          <w:szCs w:val="24"/>
-        </w:rPr>
-        <w:t xml:space="preserve">, and booking interfaces using JavaScript ES6, early </w:t>
-      </w:r>
-      <w:r>
-        <w:rPr>
-          <w:b/>
-          <w:bCs/>
-          <w:szCs w:val="24"/>
-        </w:rPr>
-        <w:t>React.js 0.14–15</w:t>
-      </w:r>
-      <w:r>
-        <w:rPr>
-          <w:szCs w:val="24"/>
-        </w:rPr>
-        <w:t>, jQuery, Bootstrap, Sass, and REST-based integrations.</w:t>
+        <w:t xml:space="preserve">Built responsive business websites, booking flows, and customer-facing dashboards using </w:t>
+      </w:r>
+      <w:r>
+        <w:rPr>
+          <w:b/>
+          <w:bCs/>
+          <w:szCs w:val="24"/>
+        </w:rPr>
+        <w:t>JavaScript ES5–ES6</w:t>
+      </w:r>
+      <w:r>
+        <w:rPr>
+          <w:szCs w:val="24"/>
+        </w:rPr>
+        <w:t xml:space="preserve">, </w:t>
+      </w:r>
+      <w:r>
+        <w:rPr>
+          <w:b/>
+          <w:bCs/>
+          <w:szCs w:val="24"/>
+        </w:rPr>
+        <w:t>jQuery 1.x–2.x</w:t>
+      </w:r>
+      <w:r>
+        <w:rPr>
+          <w:szCs w:val="24"/>
+        </w:rPr>
+        <w:t xml:space="preserve">, </w:t>
+      </w:r>
+      <w:r>
+        <w:rPr>
+          <w:b/>
+          <w:bCs/>
+          <w:szCs w:val="24"/>
+        </w:rPr>
+        <w:t>Bootstrap 3</w:t>
+      </w:r>
+      <w:r>
+        <w:rPr>
+          <w:szCs w:val="24"/>
+        </w:rPr>
+        <w:t xml:space="preserve">, </w:t>
+      </w:r>
+      <w:r>
+        <w:rPr>
+          <w:b/>
+          <w:bCs/>
+          <w:szCs w:val="24"/>
+        </w:rPr>
+        <w:t>HTML5</w:t>
+      </w:r>
+      <w:r>
+        <w:rPr>
+          <w:szCs w:val="24"/>
+        </w:rPr>
+        <w:t xml:space="preserve">, </w:t>
+      </w:r>
+      <w:r>
+        <w:rPr>
+          <w:b/>
+          <w:bCs/>
+          <w:szCs w:val="24"/>
+        </w:rPr>
+        <w:t>CSS3</w:t>
+      </w:r>
+      <w:r>
+        <w:rPr>
+          <w:szCs w:val="24"/>
+        </w:rPr>
+        <w:t xml:space="preserve">, </w:t>
+      </w:r>
+      <w:r>
+        <w:rPr>
+          <w:b/>
+          <w:bCs/>
+          <w:szCs w:val="24"/>
+        </w:rPr>
+        <w:t>Sass</w:t>
+      </w:r>
+      <w:r>
+        <w:rPr>
+          <w:szCs w:val="24"/>
+        </w:rPr>
+        <w:t xml:space="preserve">, </w:t>
+      </w:r>
+      <w:r>
+        <w:rPr>
+          <w:b/>
+          <w:bCs/>
+          <w:szCs w:val="24"/>
+        </w:rPr>
+        <w:t>PHP 5.5–5.6</w:t>
+      </w:r>
+      <w:r>
+        <w:rPr>
+          <w:szCs w:val="24"/>
+        </w:rPr>
+        <w:t xml:space="preserve">, and </w:t>
+      </w:r>
+      <w:r>
+        <w:rPr>
+          <w:b/>
+          <w:bCs/>
+          <w:szCs w:val="24"/>
+        </w:rPr>
+        <w:t>MySQL 5.6</w:t>
+      </w:r>
+      <w:r>
+        <w:rPr>
+          <w:szCs w:val="24"/>
+        </w:rPr>
+        <w:t xml:space="preserve"> for retail, marketing, and local service clients.</w:t>
       </w:r>
     </w:p>
     <w:p>
@@ -1803,7 +1895,7 @@
         <w:pStyle w:val="ListParagraph"/>
         <w:numPr>
           <w:ilvl w:val="0"/>
-          <w:numId w:val="17"/>
+          <w:numId w:val="20"/>
         </w:numPr>
         <w:spacing w:before="100" w:beforeAutospacing="1" w:after="100" w:afterAutospacing="1"/>
         <w:jc w:val="both"/>
@@ -1815,15 +1907,29 @@
         <w:rPr>
           <w:szCs w:val="24"/>
         </w:rPr>
-        <w:t xml:space="preserve">Converted repeated landing-page widgets into reusable JavaScript and React components, improving consistency across client websites and reducing delivery time by </w:t>
-      </w:r>
-      <w:r>
-        <w:rPr>
-          <w:b/>
-          <w:bCs/>
-          <w:szCs w:val="24"/>
-        </w:rPr>
-        <w:t>25%</w:t>
+        <w:t xml:space="preserve">Modernized older table-based and fixed-width pages into mobile-friendly layouts with </w:t>
+      </w:r>
+      <w:r>
+        <w:rPr>
+          <w:b/>
+          <w:bCs/>
+          <w:szCs w:val="24"/>
+        </w:rPr>
+        <w:t>Bootstrap 3</w:t>
+      </w:r>
+      <w:r>
+        <w:rPr>
+          <w:szCs w:val="24"/>
+        </w:rPr>
+        <w:t xml:space="preserve"> grids and reusable CSS patterns, improving mobile usability and reducing layout-related support issues by </w:t>
+      </w:r>
+      <w:r>
+        <w:rPr>
+          <w:b/>
+          <w:bCs/>
+          <w:szCs w:val="24"/>
+        </w:rPr>
+        <w:t>29%</w:t>
       </w:r>
       <w:r>
         <w:rPr>
@@ -1837,7 +1943,7 @@
         <w:pStyle w:val="ListParagraph"/>
         <w:numPr>
           <w:ilvl w:val="0"/>
-          <w:numId w:val="17"/>
+          <w:numId w:val="20"/>
         </w:numPr>
         <w:spacing w:before="100" w:beforeAutospacing="1" w:after="100" w:afterAutospacing="1"/>
         <w:jc w:val="both"/>
@@ -1849,7 +1955,21 @@
         <w:rPr>
           <w:szCs w:val="24"/>
         </w:rPr>
-        <w:t>Fixed browser compatibility issues in Safari, Internet Explorer, and mobile Chrome by replacing fragile CSS hacks with tested responsive layouts and safer event-handling patterns.</w:t>
+        <w:t xml:space="preserve">Implemented product listing, contact forms, quote requests, booking calendars, and admin content screens with </w:t>
+      </w:r>
+      <w:r>
+        <w:rPr>
+          <w:b/>
+          <w:bCs/>
+          <w:szCs w:val="24"/>
+        </w:rPr>
+        <w:t>jQuery</w:t>
+      </w:r>
+      <w:r>
+        <w:rPr>
+          <w:szCs w:val="24"/>
+        </w:rPr>
+        <w:t>, AJAX, and REST-style PHP endpoints, giving clients faster workflows without full-page reloads.</w:t>
       </w:r>
     </w:p>
     <w:p>
@@ -1857,7 +1977,7 @@
         <w:pStyle w:val="ListParagraph"/>
         <w:numPr>
           <w:ilvl w:val="0"/>
-          <w:numId w:val="17"/>
+          <w:numId w:val="20"/>
         </w:numPr>
         <w:spacing w:before="100" w:beforeAutospacing="1" w:after="100" w:afterAutospacing="1"/>
         <w:jc w:val="both"/>
@@ -1869,7 +1989,21 @@
         <w:rPr>
           <w:szCs w:val="24"/>
         </w:rPr>
-        <w:t>Implemented cart, checkout, filtering, and account screens connected to PHP and Node.js services, improving customer journeys for small business and retail clients.</w:t>
+        <w:t xml:space="preserve">Resolved repeated form-submission bugs caused by double clicks, weak validation, and timeout retries by adding </w:t>
+      </w:r>
+      <w:proofErr w:type="spellStart"/>
+      <w:r>
+        <w:rPr>
+          <w:szCs w:val="24"/>
+        </w:rPr>
+        <w:t>debounce</w:t>
+      </w:r>
+      <w:proofErr w:type="spellEnd"/>
+      <w:r>
+        <w:rPr>
+          <w:szCs w:val="24"/>
+        </w:rPr>
+        <w:t xml:space="preserve"> handling, server-side checks, and clearer user feedback messages.</w:t>
       </w:r>
     </w:p>
     <w:p>
@@ -1877,7 +2011,7 @@
         <w:pStyle w:val="ListParagraph"/>
         <w:numPr>
           <w:ilvl w:val="0"/>
-          <w:numId w:val="17"/>
+          <w:numId w:val="20"/>
         </w:numPr>
         <w:spacing w:before="100" w:beforeAutospacing="1" w:after="100" w:afterAutospacing="1"/>
         <w:jc w:val="both"/>
@@ -1889,21 +2023,35 @@
         <w:rPr>
           <w:szCs w:val="24"/>
         </w:rPr>
-        <w:t xml:space="preserve">Optimized image-heavy pages with lazy loading, compression, cache headers, and asset bundling, improving average page-load speed by </w:t>
-      </w:r>
-      <w:r>
-        <w:rPr>
-          <w:b/>
-          <w:bCs/>
-          <w:szCs w:val="24"/>
-        </w:rPr>
-        <w:t>31%</w:t>
-      </w:r>
-      <w:r>
-        <w:rPr>
-          <w:szCs w:val="24"/>
-        </w:rPr>
-        <w:t xml:space="preserve"> on campaign websites.</w:t>
+        <w:t xml:space="preserve">Improved slow campaign and </w:t>
+      </w:r>
+      <w:proofErr w:type="spellStart"/>
+      <w:r>
+        <w:rPr>
+          <w:szCs w:val="24"/>
+        </w:rPr>
+        <w:t>eCommerce</w:t>
+      </w:r>
+      <w:proofErr w:type="spellEnd"/>
+      <w:r>
+        <w:rPr>
+          <w:szCs w:val="24"/>
+        </w:rPr>
+        <w:t xml:space="preserve"> pages by optimizing image sizes, browser caching, minified assets, and script loading order, reducing average page-load time by </w:t>
+      </w:r>
+      <w:r>
+        <w:rPr>
+          <w:b/>
+          <w:bCs/>
+          <w:szCs w:val="24"/>
+        </w:rPr>
+        <w:t>33%</w:t>
+      </w:r>
+      <w:r>
+        <w:rPr>
+          <w:szCs w:val="24"/>
+        </w:rPr>
+        <w:t xml:space="preserve"> across high-traffic landing pages.</w:t>
       </w:r>
     </w:p>
     <w:p>
@@ -1911,7 +2059,7 @@
         <w:pStyle w:val="ListParagraph"/>
         <w:numPr>
           <w:ilvl w:val="0"/>
-          <w:numId w:val="17"/>
+          <w:numId w:val="20"/>
         </w:numPr>
         <w:spacing w:before="100" w:beforeAutospacing="1" w:after="100" w:afterAutospacing="1"/>
         <w:jc w:val="both"/>
@@ -1923,35 +2071,22 @@
         <w:rPr>
           <w:szCs w:val="24"/>
         </w:rPr>
-        <w:t xml:space="preserve">Resolved production issues where duplicate form submissions created repeated leads, adding frontend </w:t>
-      </w:r>
-      <w:proofErr w:type="spellStart"/>
-      <w:r>
-        <w:rPr>
-          <w:szCs w:val="24"/>
-        </w:rPr>
-        <w:t>debounce</w:t>
-      </w:r>
-      <w:proofErr w:type="spellEnd"/>
-      <w:r>
-        <w:rPr>
-          <w:szCs w:val="24"/>
-        </w:rPr>
-        <w:t xml:space="preserve"> logic and backend </w:t>
-      </w:r>
-      <w:proofErr w:type="spellStart"/>
-      <w:r>
-        <w:rPr>
-          <w:szCs w:val="24"/>
-        </w:rPr>
-        <w:t>idempotency</w:t>
-      </w:r>
-      <w:proofErr w:type="spellEnd"/>
-      <w:r>
-        <w:rPr>
-          <w:szCs w:val="24"/>
-        </w:rPr>
-        <w:t xml:space="preserve"> checks with clear user feedback.</w:t>
+        <w:lastRenderedPageBreak/>
+        <w:t xml:space="preserve">Migrated legacy frontend code from scattered inline scripts into organized </w:t>
+      </w:r>
+      <w:r>
+        <w:rPr>
+          <w:b/>
+          <w:bCs/>
+          <w:szCs w:val="24"/>
+        </w:rPr>
+        <w:t>JavaScript modules</w:t>
+      </w:r>
+      <w:r>
+        <w:rPr>
+          <w:szCs w:val="24"/>
+        </w:rPr>
+        <w:t>, shared utility files, and cleaner template structures, making future feature updates safer and faster.</w:t>
       </w:r>
     </w:p>
     <w:p>
@@ -1959,7 +2094,7 @@
         <w:pStyle w:val="ListParagraph"/>
         <w:numPr>
           <w:ilvl w:val="0"/>
-          <w:numId w:val="17"/>
+          <w:numId w:val="20"/>
         </w:numPr>
         <w:spacing w:before="100" w:beforeAutospacing="1" w:after="100" w:afterAutospacing="1"/>
         <w:jc w:val="both"/>
@@ -1971,8 +2106,49 @@
         <w:rPr>
           <w:szCs w:val="24"/>
         </w:rPr>
-        <w:lastRenderedPageBreak/>
-        <w:t>Created admin-facing UI modules for content editing, campaign tracking, and customer inquiries, helping nontechnical users manage digital operations without developer support.</w:t>
+        <w:t xml:space="preserve">Supported selective </w:t>
+      </w:r>
+      <w:r>
+        <w:rPr>
+          <w:b/>
+          <w:bCs/>
+          <w:szCs w:val="24"/>
+        </w:rPr>
+        <w:t>React.js</w:t>
+      </w:r>
+      <w:r>
+        <w:rPr>
+          <w:szCs w:val="24"/>
+        </w:rPr>
+        <w:t xml:space="preserve"> adoption for small reusable interface widgets near the later stage of the role, while keeping most production work on widely used </w:t>
+      </w:r>
+      <w:r>
+        <w:rPr>
+          <w:b/>
+          <w:bCs/>
+          <w:szCs w:val="24"/>
+        </w:rPr>
+        <w:t>jQuery</w:t>
+      </w:r>
+      <w:r>
+        <w:rPr>
+          <w:szCs w:val="24"/>
+        </w:rPr>
+        <w:t xml:space="preserve">, </w:t>
+      </w:r>
+      <w:r>
+        <w:rPr>
+          <w:b/>
+          <w:bCs/>
+          <w:szCs w:val="24"/>
+        </w:rPr>
+        <w:t>Bootstrap 3</w:t>
+      </w:r>
+      <w:r>
+        <w:rPr>
+          <w:szCs w:val="24"/>
+        </w:rPr>
+        <w:t>, and PHP-based stacks.</w:t>
       </w:r>
     </w:p>
     <w:p>
@@ -1980,7 +2156,7 @@
         <w:pStyle w:val="ListParagraph"/>
         <w:numPr>
           <w:ilvl w:val="0"/>
-          <w:numId w:val="17"/>
+          <w:numId w:val="20"/>
         </w:numPr>
         <w:spacing w:before="100" w:beforeAutospacing="1" w:after="100" w:afterAutospacing="1"/>
         <w:jc w:val="both"/>
@@ -1992,35 +2168,7 @@
         <w:rPr>
           <w:szCs w:val="24"/>
         </w:rPr>
-        <w:t xml:space="preserve">Worked with designers through </w:t>
-      </w:r>
-      <w:proofErr w:type="spellStart"/>
-      <w:r>
-        <w:rPr>
-          <w:szCs w:val="24"/>
-        </w:rPr>
-        <w:t>Figma</w:t>
-      </w:r>
-      <w:proofErr w:type="spellEnd"/>
-      <w:r>
-        <w:rPr>
-          <w:szCs w:val="24"/>
-        </w:rPr>
-        <w:t xml:space="preserve"> and </w:t>
-      </w:r>
-      <w:proofErr w:type="spellStart"/>
-      <w:r>
-        <w:rPr>
-          <w:szCs w:val="24"/>
-        </w:rPr>
-        <w:t>Zeplin</w:t>
-      </w:r>
-      <w:proofErr w:type="spellEnd"/>
-      <w:r>
-        <w:rPr>
-          <w:szCs w:val="24"/>
-        </w:rPr>
-        <w:t>-style handoffs, translating visual requirements into clean HTML5, CSS3, and accessible interactive components.</w:t>
+        <w:t>Fixed cross-browser issues in Safari, Firefox, Chrome, and older Internet Explorer versions by replacing fragile CSS behavior with tested fallbacks and consistent event-handling logic.</w:t>
       </w:r>
     </w:p>
     <w:p>
@@ -2028,7 +2176,7 @@
         <w:pStyle w:val="ListParagraph"/>
         <w:numPr>
           <w:ilvl w:val="0"/>
-          <w:numId w:val="17"/>
+          <w:numId w:val="20"/>
         </w:numPr>
         <w:spacing w:before="100" w:beforeAutospacing="1" w:after="100" w:afterAutospacing="1"/>
         <w:jc w:val="both"/>
@@ -2040,7 +2188,21 @@
         <w:rPr>
           <w:szCs w:val="24"/>
         </w:rPr>
-        <w:t>Added unit and smoke tests around critical JavaScript behavior, reducing regressions during frequent client changes and urgent campaign launches.</w:t>
+        <w:t xml:space="preserve">Integrated frontend pages with </w:t>
+      </w:r>
+      <w:r>
+        <w:rPr>
+          <w:b/>
+          <w:bCs/>
+          <w:szCs w:val="24"/>
+        </w:rPr>
+        <w:t>WordPress 4.x</w:t>
+      </w:r>
+      <w:r>
+        <w:rPr>
+          <w:szCs w:val="24"/>
+        </w:rPr>
+        <w:t>, custom PHP services, payment forms, email notifications, and MySQL-backed admin tools, helping small businesses manage digital operations more independently.</w:t>
       </w:r>
     </w:p>
     <w:p>
@@ -2048,7 +2210,7 @@
         <w:pStyle w:val="ListParagraph"/>
         <w:numPr>
           <w:ilvl w:val="0"/>
-          <w:numId w:val="17"/>
+          <w:numId w:val="20"/>
         </w:numPr>
         <w:spacing w:before="100" w:beforeAutospacing="1" w:after="100" w:afterAutospacing="1"/>
         <w:jc w:val="both"/>
@@ -2060,21 +2222,7 @@
         <w:rPr>
           <w:szCs w:val="24"/>
         </w:rPr>
-        <w:t xml:space="preserve">Strengthened frontend foundations by applying component-based thinking before React became the main stack, making later </w:t>
-      </w:r>
-      <w:proofErr w:type="gramStart"/>
-      <w:r>
-        <w:rPr>
-          <w:szCs w:val="24"/>
-        </w:rPr>
-        <w:t>React</w:t>
-      </w:r>
-      <w:proofErr w:type="gramEnd"/>
-      <w:r>
-        <w:rPr>
-          <w:szCs w:val="24"/>
-        </w:rPr>
-        <w:t xml:space="preserve"> adoption smoother and more practical.</w:t>
+        <w:t>Collaborated with designers, QA, and client stakeholders to turn vague business requests into polished web features, balancing clean UI delivery with practical debugging and maintainable code.</w:t>
       </w:r>
     </w:p>
     <w:p>
@@ -2513,40 +2661,6 @@
           <w:szCs w:val="24"/>
         </w:rPr>
         <w:t>Resolved early-stage bugs related to inconsistent form validation and SQL query results by reproducing issues locally, checking logs, and working with mentors to apply safer input-handling rules.</w:t>
-      </w:r>
-    </w:p>
-    <w:p>
-      <w:pPr>
-        <w:pStyle w:val="ListParagraph"/>
-        <w:numPr>
-          <w:ilvl w:val="0"/>
-          <w:numId w:val="19"/>
-        </w:numPr>
-        <w:spacing w:before="100" w:beforeAutospacing="1" w:after="100" w:afterAutospacing="1"/>
-        <w:jc w:val="both"/>
-        <w:rPr>
-          <w:szCs w:val="24"/>
-        </w:rPr>
-      </w:pPr>
-      <w:r>
-        <w:rPr>
-          <w:szCs w:val="24"/>
-        </w:rPr>
-        <w:t xml:space="preserve">Learned professional engineering practices around code reviews, source control, test cases, documentation, and release discipline, which later became the foundation for stronger </w:t>
-      </w:r>
-      <w:r>
-        <w:rPr>
-          <w:b/>
-          <w:bCs/>
-          <w:szCs w:val="24"/>
-        </w:rPr>
-        <w:t>React.js</w:t>
-      </w:r>
-      <w:r>
-        <w:rPr>
-          <w:szCs w:val="24"/>
-        </w:rPr>
-        <w:t xml:space="preserve"> and full-stack delivery.</w:t>
       </w:r>
     </w:p>
     <w:p>
@@ -2637,8 +2751,6 @@
         </w:rPr>
         <w:t>)</w:t>
       </w:r>
-      <w:bookmarkStart w:id="0" w:name="_GoBack"/>
-      <w:bookmarkEnd w:id="0"/>
     </w:p>
     <w:sectPr>
       <w:pgSz w:w="12240" w:h="15840"/>
@@ -2766,6 +2878,119 @@
     </w:lvl>
   </w:abstractNum>
   <w:abstractNum w:abstractNumId="1">
+    <w:nsid w:val="07015CBD"/>
+    <w:multiLevelType w:val="hybridMultilevel"/>
+    <w:tmpl w:val="0A0249B2"/>
+    <w:lvl w:ilvl="0" w:tplc="04090001">
+      <w:start w:val="1"/>
+      <w:numFmt w:val="bullet"/>
+      <w:lvlText w:val=""/>
+      <w:lvlJc w:val="left"/>
+      <w:pPr>
+        <w:ind w:left="360" w:hanging="360"/>
+      </w:pPr>
+      <w:rPr>
+        <w:rFonts w:ascii="Symbol" w:hAnsi="Symbol" w:hint="default"/>
+      </w:rPr>
+    </w:lvl>
+    <w:lvl w:ilvl="1" w:tplc="04090003" w:tentative="1">
+      <w:start w:val="1"/>
+      <w:numFmt w:val="bullet"/>
+      <w:lvlText w:val="o"/>
+      <w:lvlJc w:val="left"/>
+      <w:pPr>
+        <w:ind w:left="1080" w:hanging="360"/>
+      </w:pPr>
+      <w:rPr>
+        <w:rFonts w:ascii="Courier New" w:hAnsi="Courier New" w:cs="Courier New" w:hint="default"/>
+      </w:rPr>
+    </w:lvl>
+    <w:lvl w:ilvl="2" w:tplc="04090005" w:tentative="1">
+      <w:start w:val="1"/>
+      <w:numFmt w:val="bullet"/>
+      <w:lvlText w:val=""/>
+      <w:lvlJc w:val="left"/>
+      <w:pPr>
+        <w:ind w:left="1800" w:hanging="360"/>
+      </w:pPr>
+      <w:rPr>
+        <w:rFonts w:ascii="Wingdings" w:hAnsi="Wingdings" w:hint="default"/>
+      </w:rPr>
+    </w:lvl>
+    <w:lvl w:ilvl="3" w:tplc="04090001" w:tentative="1">
+      <w:start w:val="1"/>
+      <w:numFmt w:val="bullet"/>
+      <w:lvlText w:val=""/>
+      <w:lvlJc w:val="left"/>
+      <w:pPr>
+        <w:ind w:left="2520" w:hanging="360"/>
+      </w:pPr>
+      <w:rPr>
+        <w:rFonts w:ascii="Symbol" w:hAnsi="Symbol" w:hint="default"/>
+      </w:rPr>
+    </w:lvl>
+    <w:lvl w:ilvl="4" w:tplc="04090003" w:tentative="1">
+      <w:start w:val="1"/>
+      <w:numFmt w:val="bullet"/>
+      <w:lvlText w:val="o"/>
+      <w:lvlJc w:val="left"/>
+      <w:pPr>
+        <w:ind w:left="3240" w:hanging="360"/>
+      </w:pPr>
+      <w:rPr>
+        <w:rFonts w:ascii="Courier New" w:hAnsi="Courier New" w:cs="Courier New" w:hint="default"/>
+      </w:rPr>
+    </w:lvl>
+    <w:lvl w:ilvl="5" w:tplc="04090005" w:tentative="1">
+      <w:start w:val="1"/>
+      <w:numFmt w:val="bullet"/>
+      <w:lvlText w:val=""/>
+      <w:lvlJc w:val="left"/>
+      <w:pPr>
+        <w:ind w:left="3960" w:hanging="360"/>
+      </w:pPr>
+      <w:rPr>
+        <w:rFonts w:ascii="Wingdings" w:hAnsi="Wingdings" w:hint="default"/>
+      </w:rPr>
+    </w:lvl>
+    <w:lvl w:ilvl="6" w:tplc="04090001" w:tentative="1">
+      <w:start w:val="1"/>
+      <w:numFmt w:val="bullet"/>
+      <w:lvlText w:val=""/>
+      <w:lvlJc w:val="left"/>
+      <w:pPr>
+        <w:ind w:left="4680" w:hanging="360"/>
+      </w:pPr>
+      <w:rPr>
+        <w:rFonts w:ascii="Symbol" w:hAnsi="Symbol" w:hint="default"/>
+      </w:rPr>
+    </w:lvl>
+    <w:lvl w:ilvl="7" w:tplc="04090003" w:tentative="1">
+      <w:start w:val="1"/>
+      <w:numFmt w:val="bullet"/>
+      <w:lvlText w:val="o"/>
+      <w:lvlJc w:val="left"/>
+      <w:pPr>
+        <w:ind w:left="5400" w:hanging="360"/>
+      </w:pPr>
+      <w:rPr>
+        <w:rFonts w:ascii="Courier New" w:hAnsi="Courier New" w:cs="Courier New" w:hint="default"/>
+      </w:rPr>
+    </w:lvl>
+    <w:lvl w:ilvl="8" w:tplc="04090005" w:tentative="1">
+      <w:start w:val="1"/>
+      <w:numFmt w:val="bullet"/>
+      <w:lvlText w:val=""/>
+      <w:lvlJc w:val="left"/>
+      <w:pPr>
+        <w:ind w:left="6120" w:hanging="360"/>
+      </w:pPr>
+      <w:rPr>
+        <w:rFonts w:ascii="Wingdings" w:hAnsi="Wingdings" w:hint="default"/>
+      </w:rPr>
+    </w:lvl>
+  </w:abstractNum>
+  <w:abstractNum w:abstractNumId="2">
     <w:nsid w:val="08914CC6"/>
     <w:multiLevelType w:val="hybridMultilevel"/>
     <w:tmpl w:val="05F61580"/>
@@ -2878,7 +3103,7 @@
       </w:rPr>
     </w:lvl>
   </w:abstractNum>
-  <w:abstractNum w:abstractNumId="2">
+  <w:abstractNum w:abstractNumId="3">
     <w:nsid w:val="13F71779"/>
     <w:multiLevelType w:val="hybridMultilevel"/>
     <w:tmpl w:val="6A9E8CC2"/>
@@ -2991,7 +3216,7 @@
       </w:rPr>
     </w:lvl>
   </w:abstractNum>
-  <w:abstractNum w:abstractNumId="3">
+  <w:abstractNum w:abstractNumId="4">
     <w:nsid w:val="20726D95"/>
     <w:multiLevelType w:val="hybridMultilevel"/>
     <w:tmpl w:val="5AA271EA"/>
@@ -3104,7 +3329,7 @@
       </w:rPr>
     </w:lvl>
   </w:abstractNum>
-  <w:abstractNum w:abstractNumId="4">
+  <w:abstractNum w:abstractNumId="5">
     <w:nsid w:val="21C950B1"/>
     <w:multiLevelType w:val="hybridMultilevel"/>
     <w:tmpl w:val="9ACADEF2"/>
@@ -3217,7 +3442,7 @@
       </w:rPr>
     </w:lvl>
   </w:abstractNum>
-  <w:abstractNum w:abstractNumId="5">
+  <w:abstractNum w:abstractNumId="6">
     <w:nsid w:val="3A1F7EBA"/>
     <w:multiLevelType w:val="hybridMultilevel"/>
     <w:tmpl w:val="10B664AA"/>
@@ -3330,7 +3555,7 @@
       </w:rPr>
     </w:lvl>
   </w:abstractNum>
-  <w:abstractNum w:abstractNumId="6">
+  <w:abstractNum w:abstractNumId="7">
     <w:nsid w:val="3FA022AE"/>
     <w:multiLevelType w:val="hybridMultilevel"/>
     <w:tmpl w:val="27E83168"/>
@@ -3443,7 +3668,7 @@
       </w:rPr>
     </w:lvl>
   </w:abstractNum>
-  <w:abstractNum w:abstractNumId="7">
+  <w:abstractNum w:abstractNumId="8">
     <w:nsid w:val="45FC2407"/>
     <w:multiLevelType w:val="hybridMultilevel"/>
     <w:tmpl w:val="B58AEA5A"/>
@@ -3557,7 +3782,7 @@
       </w:rPr>
     </w:lvl>
   </w:abstractNum>
-  <w:abstractNum w:abstractNumId="8">
+  <w:abstractNum w:abstractNumId="9">
     <w:nsid w:val="564F6FD0"/>
     <w:multiLevelType w:val="hybridMultilevel"/>
     <w:tmpl w:val="A364B766"/>
@@ -3670,7 +3895,7 @@
       </w:rPr>
     </w:lvl>
   </w:abstractNum>
-  <w:abstractNum w:abstractNumId="9">
+  <w:abstractNum w:abstractNumId="10">
     <w:nsid w:val="5FA03DC3"/>
     <w:multiLevelType w:val="hybridMultilevel"/>
     <w:tmpl w:val="6AD4A6C2"/>
@@ -3783,7 +4008,7 @@
       </w:rPr>
     </w:lvl>
   </w:abstractNum>
-  <w:abstractNum w:abstractNumId="10">
+  <w:abstractNum w:abstractNumId="11">
     <w:nsid w:val="60E046BA"/>
     <w:multiLevelType w:val="hybridMultilevel"/>
     <w:tmpl w:val="42529D7C"/>
@@ -3896,7 +4121,7 @@
       </w:rPr>
     </w:lvl>
   </w:abstractNum>
-  <w:abstractNum w:abstractNumId="11">
+  <w:abstractNum w:abstractNumId="12">
     <w:nsid w:val="6A50425C"/>
     <w:multiLevelType w:val="hybridMultilevel"/>
     <w:tmpl w:val="EE5281B0"/>
@@ -4009,7 +4234,7 @@
       </w:rPr>
     </w:lvl>
   </w:abstractNum>
-  <w:abstractNum w:abstractNumId="12">
+  <w:abstractNum w:abstractNumId="13">
     <w:nsid w:val="6BB300E2"/>
     <w:multiLevelType w:val="hybridMultilevel"/>
     <w:tmpl w:val="0C6AA49E"/>
@@ -4122,7 +4347,7 @@
       </w:rPr>
     </w:lvl>
   </w:abstractNum>
-  <w:abstractNum w:abstractNumId="13">
+  <w:abstractNum w:abstractNumId="14">
     <w:nsid w:val="6C34686A"/>
     <w:multiLevelType w:val="hybridMultilevel"/>
     <w:tmpl w:val="DEC61218"/>
@@ -4235,7 +4460,7 @@
       </w:rPr>
     </w:lvl>
   </w:abstractNum>
-  <w:abstractNum w:abstractNumId="14">
+  <w:abstractNum w:abstractNumId="15">
     <w:nsid w:val="70634E35"/>
     <w:multiLevelType w:val="hybridMultilevel"/>
     <w:tmpl w:val="032E34EA"/>
@@ -4348,7 +4573,7 @@
       </w:rPr>
     </w:lvl>
   </w:abstractNum>
-  <w:abstractNum w:abstractNumId="15">
+  <w:abstractNum w:abstractNumId="16">
     <w:nsid w:val="7285350B"/>
     <w:multiLevelType w:val="hybridMultilevel"/>
     <w:tmpl w:val="5CA82284"/>
@@ -4461,7 +4686,7 @@
       </w:rPr>
     </w:lvl>
   </w:abstractNum>
-  <w:abstractNum w:abstractNumId="16">
+  <w:abstractNum w:abstractNumId="17">
     <w:nsid w:val="74675B2C"/>
     <w:multiLevelType w:val="hybridMultilevel"/>
     <w:tmpl w:val="CA4A17F6"/>
@@ -4574,7 +4799,7 @@
       </w:rPr>
     </w:lvl>
   </w:abstractNum>
-  <w:abstractNum w:abstractNumId="17">
+  <w:abstractNum w:abstractNumId="18">
     <w:nsid w:val="7A2F30BB"/>
     <w:multiLevelType w:val="hybridMultilevel"/>
     <w:tmpl w:val="733085D4"/>
@@ -4687,7 +4912,7 @@
       </w:rPr>
     </w:lvl>
   </w:abstractNum>
-  <w:abstractNum w:abstractNumId="18">
+  <w:abstractNum w:abstractNumId="19">
     <w:nsid w:val="7FE72477"/>
     <w:multiLevelType w:val="hybridMultilevel"/>
     <w:tmpl w:val="BDC6FB42"/>
@@ -4800,61 +5025,64 @@
     </w:lvl>
   </w:abstractNum>
   <w:num w:numId="1">
-    <w:abstractNumId w:val="7"/>
+    <w:abstractNumId w:val="8"/>
   </w:num>
   <w:num w:numId="2">
-    <w:abstractNumId w:val="18"/>
+    <w:abstractNumId w:val="19"/>
   </w:num>
   <w:num w:numId="3">
-    <w:abstractNumId w:val="9"/>
+    <w:abstractNumId w:val="10"/>
   </w:num>
   <w:num w:numId="4">
     <w:abstractNumId w:val="0"/>
   </w:num>
   <w:num w:numId="5">
+    <w:abstractNumId w:val="3"/>
+  </w:num>
+  <w:num w:numId="6">
+    <w:abstractNumId w:val="11"/>
+  </w:num>
+  <w:num w:numId="7">
     <w:abstractNumId w:val="2"/>
   </w:num>
-  <w:num w:numId="6">
-    <w:abstractNumId w:val="10"/>
+  <w:num w:numId="8">
+    <w:abstractNumId w:val="13"/>
   </w:num>
-  <w:num w:numId="7">
-    <w:abstractNumId w:val="1"/>
-  </w:num>
-  <w:num w:numId="8">
+  <w:num w:numId="9">
     <w:abstractNumId w:val="12"/>
   </w:num>
-  <w:num w:numId="9">
-    <w:abstractNumId w:val="11"/>
+  <w:num w:numId="10">
+    <w:abstractNumId w:val="15"/>
   </w:num>
-  <w:num w:numId="10">
+  <w:num w:numId="11">
+    <w:abstractNumId w:val="17"/>
+  </w:num>
+  <w:num w:numId="12">
+    <w:abstractNumId w:val="18"/>
+  </w:num>
+  <w:num w:numId="13">
+    <w:abstractNumId w:val="9"/>
+  </w:num>
+  <w:num w:numId="14">
+    <w:abstractNumId w:val="4"/>
+  </w:num>
+  <w:num w:numId="15">
     <w:abstractNumId w:val="14"/>
   </w:num>
-  <w:num w:numId="11">
+  <w:num w:numId="16">
+    <w:abstractNumId w:val="7"/>
+  </w:num>
+  <w:num w:numId="17">
+    <w:abstractNumId w:val="6"/>
+  </w:num>
+  <w:num w:numId="18">
     <w:abstractNumId w:val="16"/>
   </w:num>
-  <w:num w:numId="12">
-    <w:abstractNumId w:val="17"/>
-  </w:num>
-  <w:num w:numId="13">
-    <w:abstractNumId w:val="8"/>
-  </w:num>
-  <w:num w:numId="14">
-    <w:abstractNumId w:val="3"/>
-  </w:num>
-  <w:num w:numId="15">
-    <w:abstractNumId w:val="13"/>
-  </w:num>
-  <w:num w:numId="16">
-    <w:abstractNumId w:val="6"/>
-  </w:num>
-  <w:num w:numId="17">
+  <w:num w:numId="19">
     <w:abstractNumId w:val="5"/>
   </w:num>
-  <w:num w:numId="18">
-    <w:abstractNumId w:val="15"/>
-  </w:num>
-  <w:num w:numId="19">
-    <w:abstractNumId w:val="4"/>
+  <w:num w:numId="20">
+    <w:abstractNumId w:val="1"/>
   </w:num>
 </w:numbering>
 </file>

--- a/Rodrigo/React/Rodrigo Fernandez.docx
+++ b/Rodrigo/React/Rodrigo Fernandez.docx
@@ -119,13 +119,13 @@
         <w:rPr>
           <w:szCs w:val="24"/>
         </w:rPr>
-        <w:t>www.linkedin.com/in/rodrigobermejo-fernández-9a5a0664</w:t>
-      </w:r>
-      <w:r>
-        <w:rPr>
-          <w:szCs w:val="24"/>
-        </w:rPr>
-        <w:t xml:space="preserve"> | </w:t>
+        <w:t>https://www.linkedin.com/in/rodrigo-bermejo-fern%C3%A1ndez-9a5a0664/</w:t>
+      </w:r>
+      <w:r>
+        <w:rPr>
+          <w:szCs w:val="24"/>
+        </w:rPr>
+        <w:t xml:space="preserve">| </w:t>
       </w:r>
       <w:r>
         <w:rPr>
@@ -192,7 +192,12 @@
         <w:t>React.js 16-18</w:t>
       </w:r>
       <w:r>
-        <w:t xml:space="preserve">, </w:t>
+        <w:t>,</w:t>
+      </w:r>
+      <w:bookmarkStart w:id="0" w:name="_GoBack"/>
+      <w:bookmarkEnd w:id="0"/>
+      <w:r>
+        <w:t xml:space="preserve"> </w:t>
       </w:r>
       <w:r>
         <w:rPr>
@@ -1045,15 +1050,7 @@
         <w:rPr>
           <w:szCs w:val="24"/>
         </w:rPr>
-        <w:t>Created complex data-grid experiences for usage reports, invoices, alerts, and account history using server-side pagination, column vir</w:t>
-      </w:r>
-      <w:bookmarkStart w:id="0" w:name="_GoBack"/>
-      <w:bookmarkEnd w:id="0"/>
-      <w:r>
-        <w:rPr>
-          <w:szCs w:val="24"/>
-        </w:rPr>
-        <w:t>tualization, export workflows, and resilient empty-state handling.</w:t>
+        <w:t>Created complex data-grid experiences for usage reports, invoices, alerts, and account history using server-side pagination, column virtualization, export workflows, and resilient empty-state handling.</w:t>
       </w:r>
     </w:p>
     <w:p>

--- a/Rodrigo/React/Rodrigo Fernandez.docx
+++ b/Rodrigo/React/Rodrigo Fernandez.docx
@@ -95,6 +95,11 @@
           <w:szCs w:val="24"/>
         </w:rPr>
         <w:br/>
+      </w:r>
+      <w:r>
+        <w:rPr>
+          <w:szCs w:val="24"/>
+        </w:rPr>
         <w:t xml:space="preserve">Katy, Texas </w:t>
       </w:r>
       <w:r>
@@ -107,13 +112,19 @@
         <w:rPr>
           <w:szCs w:val="24"/>
         </w:rPr>
-        <w:t>+1 (407) 801-1287</w:t>
-      </w:r>
-      <w:r>
-        <w:rPr>
-          <w:szCs w:val="24"/>
-        </w:rPr>
-        <w:t xml:space="preserve"> | </w:t>
+        <w:t>+</w:t>
+      </w:r>
+      <w:r>
+        <w:rPr>
+          <w:szCs w:val="24"/>
+        </w:rPr>
+        <w:t>1 (430) 279-2231</w:t>
+      </w:r>
+      <w:r>
+        <w:rPr>
+          <w:szCs w:val="24"/>
+        </w:rPr>
+        <w:t xml:space="preserve">| </w:t>
       </w:r>
       <w:r>
         <w:rPr>
@@ -133,6 +144,8 @@
         </w:rPr>
         <w:t>rodrigobfdev@gmail.com</w:t>
       </w:r>
+      <w:bookmarkStart w:id="0" w:name="_GoBack"/>
+      <w:bookmarkEnd w:id="0"/>
     </w:p>
     <w:p>
       <w:pPr>
@@ -192,12 +205,7 @@
         <w:t>React.js 16-18</w:t>
       </w:r>
       <w:r>
-        <w:t>,</w:t>
-      </w:r>
-      <w:bookmarkStart w:id="0" w:name="_GoBack"/>
-      <w:bookmarkEnd w:id="0"/>
-      <w:r>
-        <w:t xml:space="preserve"> </w:t>
+        <w:t xml:space="preserve">, </w:t>
       </w:r>
       <w:r>
         <w:rPr>
